--- a/data/drop/drop-BOLL/BOLL_MACD_RSI_Downtrend_Report_2026-09-14.docx
+++ b/data/drop/drop-BOLL/BOLL_MACD_RSI_Downtrend_Report_2026-09-14.docx
@@ -504,7 +504,7 @@
     </w:p>
     <w:p>
       <w:r>
-        <w:t>成交量：当日成交量 4905500；20日平均成交量 4192560；成交量倍数 1.17。</w:t>
+        <w:t>成交量：当日成交量 4919200；20日平均成交量 4193245；成交量倍数 1.17。</w:t>
       </w:r>
     </w:p>
     <w:p>
@@ -547,7 +547,7 @@
     </w:p>
     <w:p>
       <w:r>
-        <w:t>成交量：当日成交量 42049600；20日平均成交量 27734015；成交量倍数 1.52。</w:t>
+        <w:t>成交量：当日成交量 42159700；20日平均成交量 27739520；成交量倍数 1.52。</w:t>
       </w:r>
     </w:p>
     <w:p>
@@ -676,7 +676,7 @@
     </w:p>
     <w:p>
       <w:r>
-        <w:t>成交量：当日成交量 37030400；20日平均成交量 36682015；成交量倍数 1.01。</w:t>
+        <w:t>成交量：当日成交量 37099600；20日平均成交量 36685475；成交量倍数 1.01。</w:t>
       </w:r>
     </w:p>
     <w:p>
@@ -719,7 +719,7 @@
     </w:p>
     <w:p>
       <w:r>
-        <w:t>成交量：当日成交量 13151500；20日平均成交量 10162685；成交量倍数 1.29。</w:t>
+        <w:t>成交量：当日成交量 13252000；20日平均成交量 10167710；成交量倍数 1.30。</w:t>
       </w:r>
     </w:p>
     <w:p>
@@ -762,7 +762,7 @@
     </w:p>
     <w:p>
       <w:r>
-        <w:t>成交量：当日成交量 27027600；20日平均成交量 26045645；成交量倍数 1.04。</w:t>
+        <w:t>成交量：当日成交量 27141900；20日平均成交量 26051360；成交量倍数 1.04。</w:t>
       </w:r>
     </w:p>
     <w:p>
@@ -848,7 +848,7 @@
     </w:p>
     <w:p>
       <w:r>
-        <w:t>成交量：当日成交量 9147700；20日平均成交量 8288135；成交量倍数 1.10。</w:t>
+        <w:t>成交量：当日成交量 9158300；20日平均成交量 8288665；成交量倍数 1.10。</w:t>
       </w:r>
     </w:p>
     <w:p>
